--- a/분석/1부5화_Lo_stagista_della_fabbrica_분석.docx
+++ b/분석/1부5화_Lo_stagista_della_fabbrica_분석.docx
@@ -142,7 +142,7 @@
           <w:color w:val="808080"/>
           <w:sz w:val="18"/>
         </w:rPr>
-        <w:t>앉아요, 뭐 좀 갖다 줄게요.</w:t>
+        <w:t>앉아, 뭐 좀 갖다줄게.</w:t>
       </w:r>
     </w:p>
     <w:p>
@@ -542,7 +542,7 @@
           <w:color w:val="808080"/>
           <w:sz w:val="18"/>
         </w:rPr>
-        <w:t>빈속으로는 생각을 잘 못해요.</w:t>
+        <w:t>빈속으로는 생각이 잘 안 돼.</w:t>
       </w:r>
     </w:p>
     <w:p>
@@ -918,7 +918,7 @@
           <w:color w:val="808080"/>
           <w:sz w:val="18"/>
         </w:rPr>
-        <w:t>사령관들도 싸우기 전엔 밥을 먹었지.</w:t>
+        <w:t>용병대장들도 싸우기 전엔 식사를 했습니다.</w:t>
       </w:r>
     </w:p>
     <w:p>
@@ -1294,7 +1294,7 @@
           <w:color w:val="808080"/>
           <w:sz w:val="18"/>
         </w:rPr>
-        <w:t>일이란 전쟁이야, 아가씨.</w:t>
+        <w:t>일이란 전쟁입니다, 아가씨.</w:t>
       </w:r>
     </w:p>
     <w:p>
@@ -1482,7 +1482,7 @@
           <w:color w:val="808080"/>
           <w:sz w:val="18"/>
         </w:rPr>
-        <w:t>전쟁 그만, 오늘은 토마토 파스타예요.</w:t>
+        <w:t>전쟁 얘기는 그만, 오늘은 토마토 파스타야.</w:t>
       </w:r>
     </w:p>
     <w:p>
@@ -2610,7 +2610,7 @@
           <w:color w:val="808080"/>
           <w:sz w:val="18"/>
         </w:rPr>
-        <w:t>왔네요, 그 청년이 왔어요.</w:t>
+        <w:t>왔네, 그 청년이 왔어.</w:t>
       </w:r>
     </w:p>
     <w:p>
@@ -3314,7 +3314,7 @@
           <w:color w:val="1A1A1A"/>
           <w:sz w:val="22"/>
         </w:rPr>
-        <w:t xml:space="preserve">   Nessun problema, ci racconti tutto con calma.</w:t>
+        <w:t xml:space="preserve">   Nessun problema, raccontaci tutto con calma.</w:t>
       </w:r>
     </w:p>
     <w:p>
@@ -3327,7 +3327,7 @@
           <w:color w:val="808080"/>
           <w:sz w:val="18"/>
         </w:rPr>
-        <w:t>괜찮아요, 천천히 다 말씀해 주세요.</w:t>
+        <w:t>괜찮아요, 천천히 다 얘기해 봐요.</w:t>
       </w:r>
     </w:p>
     <w:p>
@@ -3358,7 +3358,7 @@
           <w:color w:val="262626"/>
           <w:sz w:val="18"/>
         </w:rPr>
-        <w:t xml:space="preserve"> — 명사(남) · 문제</w:t>
+        <w:t xml:space="preserve"> — 명사(남) · 문제 (-a로 끝나는 남성명사)</w:t>
       </w:r>
       <w:r>
         <w:rPr>
@@ -3374,15 +3374,15 @@
           <w:color w:val="262626"/>
           <w:sz w:val="18"/>
         </w:rPr>
-        <w:t>racconti</w:t>
-      </w:r>
-      <w:r>
-        <w:rPr>
-          <w:b w:val="0"/>
-          <w:color w:val="262626"/>
-          <w:sz w:val="18"/>
-        </w:rPr>
-        <w:t xml:space="preserve"> — 동사 raccontare(이야기하다) 접속법 현재 3인칭 단수 = 존칭 Lei 명령형</w:t>
+        <w:t>raccontaci</w:t>
+      </w:r>
+      <w:r>
+        <w:rPr>
+          <w:b w:val="0"/>
+          <w:color w:val="262626"/>
+          <w:sz w:val="18"/>
+        </w:rPr>
+        <w:t xml:space="preserve"> — 동사 raccontare 명령법 2인칭 단수 + 간접목적 ci(우리에게)</w:t>
       </w:r>
       <w:r>
         <w:rPr>
@@ -3406,7 +3406,7 @@
           <w:color w:val="262626"/>
           <w:sz w:val="18"/>
         </w:rPr>
-        <w:t xml:space="preserve"> — 명사(여) · 침착함</w:t>
+        <w:t xml:space="preserve"> — 명사(여) · 침착함 (con calma = 천천히)</w:t>
       </w:r>
     </w:p>
     <w:p>
@@ -3429,7 +3429,7 @@
           <w:color w:val="262626"/>
           <w:sz w:val="18"/>
         </w:rPr>
-        <w:t>Lei 명령형은 접속법 현재 3인칭 단수: (Lei) ci racconti. 존칭 명령에서 대명사는 동사 앞에 온다(ci racconti, raccontaci는 tu). ci = a noi '우리에게'.</w:t>
+        <w:t>tu 명령형 뒤에는 대명사가 붙음: racconta + ci → raccontaci. problema는 -a로 끝나도 남성: nessun problema.</w:t>
       </w:r>
     </w:p>
     <w:p>
@@ -3452,7 +3452,7 @@
           <w:color w:val="262626"/>
           <w:sz w:val="18"/>
         </w:rPr>
-        <w:t>Nessun problema: '괜찮아요'. con calma: '천천히, 편하게'.</w:t>
+        <w:t>con calma: '천천히, 서두르지 말고' — 긴장한 상대를 안심시키는 말.</w:t>
       </w:r>
     </w:p>
     <w:p>
@@ -3475,7 +3475,7 @@
           <w:color w:val="262626"/>
           <w:sz w:val="18"/>
         </w:rPr>
-        <w:t>명령법 존칭형(Imperativo di cortesia, 접속법 현재 형태) — 정중한 요청</w:t>
+        <w:t>명령법(Imperativo) — 친근한 요청</w:t>
       </w:r>
     </w:p>
     <w:p>
@@ -6014,7 +6014,7 @@
           <w:color w:val="1A1A1A"/>
           <w:sz w:val="22"/>
         </w:rPr>
-        <w:t xml:space="preserve">   Non arrivano in tempo? Mi faccia vedere le buste paga.</w:t>
+        <w:t xml:space="preserve">   Non arrivano in tempo? Fammi vedere le buste paga.</w:t>
       </w:r>
     </w:p>
     <w:p>
@@ -6050,15 +6050,15 @@
           <w:color w:val="262626"/>
           <w:sz w:val="18"/>
         </w:rPr>
-        <w:t>faccia</w:t>
-      </w:r>
-      <w:r>
-        <w:rPr>
-          <w:b w:val="0"/>
-          <w:color w:val="262626"/>
-          <w:sz w:val="18"/>
-        </w:rPr>
-        <w:t xml:space="preserve"> — 동사 fare 접속법 현재 3인칭 단수 = 존칭 Lei 명령형</w:t>
+        <w:t>arrivano</w:t>
+      </w:r>
+      <w:r>
+        <w:rPr>
+          <w:b w:val="0"/>
+          <w:color w:val="262626"/>
+          <w:sz w:val="18"/>
+        </w:rPr>
+        <w:t xml:space="preserve"> — 동사 arrivare 직설법 현재 3인칭 복수</w:t>
       </w:r>
       <w:r>
         <w:rPr>
@@ -6074,15 +6074,15 @@
           <w:color w:val="262626"/>
           <w:sz w:val="18"/>
         </w:rPr>
-        <w:t>vedere</w:t>
-      </w:r>
-      <w:r>
-        <w:rPr>
-          <w:b w:val="0"/>
-          <w:color w:val="262626"/>
-          <w:sz w:val="18"/>
-        </w:rPr>
-        <w:t xml:space="preserve"> — 동사 원형 · 보다</w:t>
+        <w:t>fammi</w:t>
+      </w:r>
+      <w:r>
+        <w:rPr>
+          <w:b w:val="0"/>
+          <w:color w:val="262626"/>
+          <w:sz w:val="18"/>
+        </w:rPr>
+        <w:t xml:space="preserve"> — 동사 fare 명령법 2인칭 단수 fa' + mi (자음 중복)</w:t>
       </w:r>
       <w:r>
         <w:rPr>
@@ -6129,7 +6129,7 @@
           <w:color w:val="262626"/>
           <w:sz w:val="18"/>
         </w:rPr>
-        <w:t>사역 fare + 원형: mi faccia vedere = '제게 보여 주세요'. Lei 명령형(faccia)이라 대명사 mi가 앞에 온다. 복합명사 busta paga는 앞 명사만 복수(buste paga).</w:t>
+        <w:t>fare + 동사원형(사역): fammi vedere '나에게 보여 줘'. 단음절 명령형 fa' 뒤 대명사는 자음이 겹침: fa' + mi → fammi.</w:t>
       </w:r>
     </w:p>
     <w:p>
@@ -6152,7 +6152,7 @@
           <w:color w:val="262626"/>
           <w:sz w:val="18"/>
         </w:rPr>
-        <w:t>알레산드로가 의뢰인에게 존칭 Lei를 쓰는 전문가다운 말투.</w:t>
+        <w:t>Fammi vedere: '좀 보여 줘' — 일상적인 요청.</w:t>
       </w:r>
     </w:p>
     <w:p>
@@ -6175,7 +6175,7 @@
           <w:color w:val="262626"/>
           <w:sz w:val="18"/>
         </w:rPr>
-        <w:t>직설법 현재(Indicativo presente) — arrivano / 명령법 존칭형(Imperativo di cortesia) — faccia</w:t>
+        <w:t>직설법 현재 + 명령법(Imperativo)</w:t>
       </w:r>
     </w:p>
     <w:p>
@@ -6366,7 +6366,7 @@
           <w:color w:val="1A1A1A"/>
           <w:sz w:val="22"/>
         </w:rPr>
-        <w:t xml:space="preserve">   Fammi vedere le carte, ci penso io.</w:t>
+        <w:t xml:space="preserve">   Dammi le carte, ci penso io.</w:t>
       </w:r>
     </w:p>
     <w:p>
@@ -6379,7 +6379,7 @@
           <w:color w:val="808080"/>
           <w:sz w:val="18"/>
         </w:rPr>
-        <w:t>서류 보여줘요, 제가 볼게요.</w:t>
+        <w:t>서류 줘요, 제가 볼게요.</w:t>
       </w:r>
     </w:p>
     <w:p>
@@ -6402,15 +6402,15 @@
           <w:color w:val="262626"/>
           <w:sz w:val="18"/>
         </w:rPr>
-        <w:t>fammi</w:t>
-      </w:r>
-      <w:r>
-        <w:rPr>
-          <w:b w:val="0"/>
-          <w:color w:val="262626"/>
-          <w:sz w:val="18"/>
-        </w:rPr>
-        <w:t xml:space="preserve"> — 동사 fare 명령법 2인칭 단수 fa' + mi (자음 m 중복)</w:t>
+        <w:t>dammi</w:t>
+      </w:r>
+      <w:r>
+        <w:rPr>
+          <w:b w:val="0"/>
+          <w:color w:val="262626"/>
+          <w:sz w:val="18"/>
+        </w:rPr>
+        <w:t xml:space="preserve"> — 동사 dare 명령법 2인칭 단수 da' + mi (자음 중복)</w:t>
       </w:r>
       <w:r>
         <w:rPr>
@@ -6481,7 +6481,7 @@
           <w:color w:val="262626"/>
           <w:sz w:val="18"/>
         </w:rPr>
-        <w:t>단음절 명령형 fa', di', da', sta', va' 뒤에 대명사가 붙으면 첫 자음이 겹친다: fa' + mi → fammi. pensarci: ci = '그 일에 대해'.</w:t>
+        <w:t>단음절 명령형 da' + mi → dammi. pensarci(ci + pensare): '~을 맡아 처리하다'.</w:t>
       </w:r>
     </w:p>
     <w:p>
@@ -6504,7 +6504,7 @@
           <w:color w:val="262626"/>
           <w:sz w:val="18"/>
         </w:rPr>
-        <w:t>Ci penso io: '내가 알아서 할게' — 믿음직한 관용 표현. (앞 문장의 Lei에서 tu로 바뀐 점도 주목)</w:t>
+        <w:t>ci penso io: '내가 알아서 할게' — 일을 떠맡을 때의 관용 표현.</w:t>
       </w:r>
     </w:p>
     <w:p>
@@ -6527,7 +6527,7 @@
           <w:color w:val="262626"/>
           <w:sz w:val="18"/>
         </w:rPr>
-        <w:t>명령법(Imperativo) — fammi / 직설법 현재(Indicativo presente) — penso: 곧 할 일</w:t>
+        <w:t>명령법(Imperativo) + 직설법 현재</w:t>
       </w:r>
     </w:p>
     <w:p>
@@ -6567,7 +6567,7 @@
           <w:color w:val="808080"/>
           <w:sz w:val="18"/>
         </w:rPr>
-        <w:t>그 사이 커피 마셔요, 진정되게.</w:t>
+        <w:t>그동안 커피 마셔, 진정되게.</w:t>
       </w:r>
     </w:p>
     <w:p>
@@ -8314,7 +8314,7 @@
           <w:color w:val="1A1A1A"/>
           <w:sz w:val="22"/>
         </w:rPr>
-        <w:t xml:space="preserve">   Sì... uno stage che non è mai finito bene.</w:t>
+        <w:t xml:space="preserve">   Sì... uno stage che è finito male.</w:t>
       </w:r>
     </w:p>
     <w:p>
@@ -8358,7 +8358,7 @@
           <w:color w:val="262626"/>
           <w:sz w:val="18"/>
         </w:rPr>
-        <w:t xml:space="preserve"> — 명사(남·불변) · 인턴십</w:t>
+        <w:t xml:space="preserve"> — 명사(남) · 인턴십 (외래어, 복수 불변)</w:t>
       </w:r>
       <w:r>
         <w:rPr>
@@ -8374,15 +8374,63 @@
           <w:color w:val="262626"/>
           <w:sz w:val="18"/>
         </w:rPr>
-        <w:t>è finito</w:t>
-      </w:r>
-      <w:r>
-        <w:rPr>
-          <w:b w:val="0"/>
-          <w:color w:val="262626"/>
-          <w:sz w:val="18"/>
-        </w:rPr>
-        <w:t xml:space="preserve"> — 동사 finire(끝나다) 직설법 근과거 3인칭 단수 — 조동사 essere</w:t>
+        <w:t>che</w:t>
+      </w:r>
+      <w:r>
+        <w:rPr>
+          <w:b w:val="0"/>
+          <w:color w:val="262626"/>
+          <w:sz w:val="18"/>
+        </w:rPr>
+        <w:t xml:space="preserve"> — 관계대명사 · ~한(주어)</w:t>
+      </w:r>
+      <w:r>
+        <w:rPr>
+          <w:b w:val="0"/>
+          <w:color w:val="262626"/>
+          <w:sz w:val="18"/>
+        </w:rPr>
+        <w:t xml:space="preserve"> · </w:t>
+      </w:r>
+      <w:r>
+        <w:rPr>
+          <w:b/>
+          <w:color w:val="262626"/>
+          <w:sz w:val="18"/>
+        </w:rPr>
+        <w:t>finito</w:t>
+      </w:r>
+      <w:r>
+        <w:rPr>
+          <w:b w:val="0"/>
+          <w:color w:val="262626"/>
+          <w:sz w:val="18"/>
+        </w:rPr>
+        <w:t xml:space="preserve"> — 동사 finire 과거분사 — essere 조동사, 남성 단수 일치</w:t>
+      </w:r>
+      <w:r>
+        <w:rPr>
+          <w:b w:val="0"/>
+          <w:color w:val="262626"/>
+          <w:sz w:val="18"/>
+        </w:rPr>
+        <w:t xml:space="preserve"> · </w:t>
+      </w:r>
+      <w:r>
+        <w:rPr>
+          <w:b/>
+          <w:color w:val="262626"/>
+          <w:sz w:val="18"/>
+        </w:rPr>
+        <w:t>male</w:t>
+      </w:r>
+      <w:r>
+        <w:rPr>
+          <w:b w:val="0"/>
+          <w:color w:val="262626"/>
+          <w:sz w:val="18"/>
+        </w:rPr>
+        <w:t xml:space="preserve"> — 부사 · 나쁘게</w:t>
       </w:r>
     </w:p>
     <w:p>
@@ -8405,7 +8453,7 @@
           <w:color w:val="262626"/>
           <w:sz w:val="18"/>
         </w:rPr>
-        <w:t>finire는 자동사(끝나다)일 때 essere, 타동사(끝내다)일 때 avere. 관계대명사 che가 주어 역할. non ... mai: '결코 ~않다'.</w:t>
+        <w:t>finire(끝나다)는 자동사로 근과거에 essere: è finito. 과거분사는 주어 stage(남·단)에 일치.</w:t>
       </w:r>
     </w:p>
     <w:p>
@@ -8428,7 +8476,7 @@
           <w:color w:val="262626"/>
           <w:sz w:val="18"/>
         </w:rPr>
-        <w:t>finire bene: '좋게 끝나다'. 말줄임(...)이 아픈 기억을 암시.</w:t>
+        <w:t>finire male: '안 좋게 끝나다' — 씁쓸한 경험을 짧게 말함.</w:t>
       </w:r>
     </w:p>
     <w:p>
@@ -8451,7 +8499,7 @@
           <w:color w:val="262626"/>
           <w:sz w:val="18"/>
         </w:rPr>
-        <w:t>직설법 근과거(Passato prossimo) — 과거 결과</w:t>
+        <w:t>근과거(Passato prossimo) — 끝난 과거 경험</w:t>
       </w:r>
     </w:p>
     <w:p>
@@ -8491,7 +8539,7 @@
           <w:color w:val="808080"/>
           <w:sz w:val="18"/>
         </w:rPr>
-        <w:t>그럼 제 기분을 좀 아실지도 모르겠네요.</w:t>
+        <w:t>그럼 제 기분 좀 알겠네요, 아마.</w:t>
       </w:r>
     </w:p>
     <w:p>
@@ -8819,7 +8867,7 @@
           <w:color w:val="808080"/>
           <w:sz w:val="18"/>
         </w:rPr>
-        <w:t>이 사무실에서는 아무도 혼자가 아니에요.</w:t>
+        <w:t>이 사무실에선 아무도 혼자가 아니야.</w:t>
       </w:r>
     </w:p>
     <w:p>
@@ -10463,7 +10511,7 @@
           <w:color w:val="1A1A1A"/>
           <w:sz w:val="22"/>
         </w:rPr>
-        <w:t xml:space="preserve">   Chiara! Parla come se avesse cinque anni, per favore.</w:t>
+        <w:t xml:space="preserve">   Chiara! Gli parli come a un bambino di cinque anni, per favore.</w:t>
       </w:r>
     </w:p>
     <w:p>
@@ -10476,7 +10524,7 @@
           <w:color w:val="808080"/>
           <w:sz w:val="18"/>
         </w:rPr>
-        <w:t>키아라! 제발 다섯 살짜리한테 말하듯 해줘요.</w:t>
+        <w:t>키아라! 제발 저분한테 다섯 살짜리한테 하듯 말해 주세요.</w:t>
       </w:r>
     </w:p>
     <w:p>
@@ -10499,15 +10547,15 @@
           <w:color w:val="262626"/>
           <w:sz w:val="18"/>
         </w:rPr>
-        <w:t>parla</w:t>
-      </w:r>
-      <w:r>
-        <w:rPr>
-          <w:b w:val="0"/>
-          <w:color w:val="262626"/>
-          <w:sz w:val="18"/>
-        </w:rPr>
-        <w:t xml:space="preserve"> — 동사 parlare 명령법 2인칭 단수</w:t>
+        <w:t>parli</w:t>
+      </w:r>
+      <w:r>
+        <w:rPr>
+          <w:b w:val="0"/>
+          <w:color w:val="262626"/>
+          <w:sz w:val="18"/>
+        </w:rPr>
+        <w:t xml:space="preserve"> — 동사 parlare(말하다) 접속법 현재 3인칭 단수 — Lei에게 하는 명령형으로 쓰임</w:t>
       </w:r>
       <w:r>
         <w:rPr>
@@ -10523,15 +10571,15 @@
           <w:color w:val="262626"/>
           <w:sz w:val="18"/>
         </w:rPr>
-        <w:t>avesse</w:t>
-      </w:r>
-      <w:r>
-        <w:rPr>
-          <w:b w:val="0"/>
-          <w:color w:val="262626"/>
-          <w:sz w:val="18"/>
-        </w:rPr>
-        <w:t xml:space="preserve"> — 동사 avere 접속법 반과거 3인칭 단수</w:t>
+        <w:t>gli</w:t>
+      </w:r>
+      <w:r>
+        <w:rPr>
+          <w:b w:val="0"/>
+          <w:color w:val="262626"/>
+          <w:sz w:val="18"/>
+        </w:rPr>
+        <w:t xml:space="preserve"> — 간접목적 대명사 3인칭 남성 단수(a lui) — 여기서는 Davide에게</w:t>
       </w:r>
       <w:r>
         <w:rPr>
@@ -10547,15 +10595,39 @@
           <w:color w:val="262626"/>
           <w:sz w:val="18"/>
         </w:rPr>
-        <w:t>anni</w:t>
-      </w:r>
-      <w:r>
-        <w:rPr>
-          <w:b w:val="0"/>
-          <w:color w:val="262626"/>
-          <w:sz w:val="18"/>
-        </w:rPr>
-        <w:t xml:space="preserve"> — 명사(남·복) · 해, 살 / 단수 anno</w:t>
+        <w:t>bambino</w:t>
+      </w:r>
+      <w:r>
+        <w:rPr>
+          <w:b w:val="0"/>
+          <w:color w:val="262626"/>
+          <w:sz w:val="18"/>
+        </w:rPr>
+        <w:t xml:space="preserve"> — 명사(남) · 아이 / 복수 bambini</w:t>
+      </w:r>
+      <w:r>
+        <w:rPr>
+          <w:b w:val="0"/>
+          <w:color w:val="262626"/>
+          <w:sz w:val="18"/>
+        </w:rPr>
+        <w:t xml:space="preserve"> · </w:t>
+      </w:r>
+      <w:r>
+        <w:rPr>
+          <w:b/>
+          <w:color w:val="262626"/>
+          <w:sz w:val="18"/>
+        </w:rPr>
+        <w:t>per favore</w:t>
+      </w:r>
+      <w:r>
+        <w:rPr>
+          <w:b w:val="0"/>
+          <w:color w:val="262626"/>
+          <w:sz w:val="18"/>
+        </w:rPr>
+        <w:t xml:space="preserve"> — 부사구 · 제발, 부탁해요</w:t>
       </w:r>
     </w:p>
     <w:p>
@@ -10578,7 +10650,7 @@
           <w:color w:val="262626"/>
           <w:sz w:val="18"/>
         </w:rPr>
-        <w:t>come se + 접속법 반과거: '마치 ~인 것처럼'(사실이 아닌 가정). 나이는 avere + 숫자 + anni.</w:t>
+        <w:t>Lei 존칭 명령형은 접속법 현재 3인칭 단수를 쓴다: parli, scusi, guardi. 대명사는 Lei 명령형 앞에 온다: Gli parli(그에게 말하세요). 비교의 come a + 명사: '~에게 하듯'.</w:t>
       </w:r>
     </w:p>
     <w:p>
@@ -10601,7 +10673,7 @@
           <w:color w:val="262626"/>
           <w:sz w:val="18"/>
         </w:rPr>
-        <w:t>Parla come se avesse cinque anni: 영어 'Explain like I'm five'의 이탈리아어판.</w:t>
+        <w:t>come a un bambino di cinque anni: '다섯 살 아이에게 하듯' — 쉽게 설명해 달라는 Sofia 특유의 요청(1화의 Me lo spiega come se avessi cinque anni?를 변주).</w:t>
       </w:r>
     </w:p>
     <w:p>
@@ -10624,7 +10696,7 @@
           <w:color w:val="262626"/>
           <w:sz w:val="18"/>
         </w:rPr>
-        <w:t>명령법(Imperativo) — parla / 접속법 반과거(Congiuntivo imperfetto) — come se 뒤 비현실 가정</w:t>
+        <w:t>접속법 현재(Congiuntivo presente) — Lei 존칭 명령형으로 쓰임</w:t>
       </w:r>
     </w:p>
     <w:p>
@@ -10664,7 +10736,7 @@
           <w:color w:val="808080"/>
           <w:sz w:val="18"/>
         </w:rPr>
-        <w:t>알았어, 알았어. 당신 계약서를 법과 비교해 봐요.</w:t>
+        <w:t>알았어, 알았어. 계약서를 법이랑 비교해 봐요.</w:t>
       </w:r>
     </w:p>
     <w:p>
@@ -12564,7 +12636,7 @@
           <w:color w:val="808080"/>
           <w:sz w:val="18"/>
         </w:rPr>
-        <w:t>네, 맞아요. 당신이 배우는 척하는 거예요.</w:t>
+        <w:t>네, 맞아요. 회사가 당신이 뭔가 배우고 있는 척 꾸미는 거예요.</w:t>
       </w:r>
     </w:p>
     <w:p>
@@ -13596,7 +13668,7 @@
           <w:color w:val="808080"/>
           <w:sz w:val="18"/>
         </w:rPr>
-        <w:t>보세요? 천천히 하면, 다 이해돼요.</w:t>
+        <w:t>봐요? 천천히 하면, 다 이해돼요.</w:t>
       </w:r>
     </w:p>
     <w:p>
@@ -13924,7 +13996,7 @@
           <w:color w:val="808080"/>
           <w:sz w:val="18"/>
         </w:rPr>
-        <w:t>소피아는 늘 잘 통역해요, 재주가 있어요.</w:t>
+        <w:t>소피아는 늘 잘 풀어서 말해 줘, 똑똑한 애야.</w:t>
       </w:r>
     </w:p>
     <w:p>
@@ -14088,7 +14160,7 @@
           <w:color w:val="808080"/>
           <w:sz w:val="18"/>
         </w:rPr>
-        <w:t>어려운 말은 종종 약한 권력을 감춰.</w:t>
+        <w:t>어려운 말은 종종 약한 권력을 감춥니다.</w:t>
       </w:r>
     </w:p>
     <w:p>
@@ -16108,7 +16180,7 @@
           <w:color w:val="1A1A1A"/>
           <w:sz w:val="22"/>
         </w:rPr>
-        <w:t xml:space="preserve">   In teoria, ma nella pratica succede sempre.</w:t>
+        <w:t xml:space="preserve">   In teoria sì, ma in pratica succede sempre.</w:t>
       </w:r>
     </w:p>
     <w:p>
@@ -16121,7 +16193,7 @@
           <w:color w:val="808080"/>
           <w:sz w:val="18"/>
         </w:rPr>
-        <w:t>이론상은요, 근데 실제로는 늘 그래요.</w:t>
+        <w:t>이론상으론 그렇죠, 근데 실제로는 늘 그래요.</w:t>
       </w:r>
     </w:p>
     <w:p>
@@ -16152,7 +16224,7 @@
           <w:color w:val="262626"/>
           <w:sz w:val="18"/>
         </w:rPr>
-        <w:t xml:space="preserve"> — 명사(여) · 이론</w:t>
+        <w:t xml:space="preserve"> — 명사(여) · 이론 (in teoria = 이론상)</w:t>
       </w:r>
       <w:r>
         <w:rPr>
@@ -16176,7 +16248,7 @@
           <w:color w:val="262626"/>
           <w:sz w:val="18"/>
         </w:rPr>
-        <w:t xml:space="preserve"> — 명사(여) · 실제</w:t>
+        <w:t xml:space="preserve"> — 명사(여) · 실제 (in pratica = 실제로는)</w:t>
       </w:r>
       <w:r>
         <w:rPr>
@@ -16200,7 +16272,7 @@
           <w:color w:val="262626"/>
           <w:sz w:val="18"/>
         </w:rPr>
-        <w:t xml:space="preserve"> — 동사 succedere(일어나다) 직설법 현재 3인칭 단수</w:t>
+        <w:t xml:space="preserve"> — 동사 succedere 직설법 현재 3인칭 단수</w:t>
       </w:r>
     </w:p>
     <w:p>
@@ -16223,7 +16295,7 @@
           <w:color w:val="262626"/>
           <w:sz w:val="18"/>
         </w:rPr>
-        <w:t>in teoria / nella pratica(= in + la): '이론상 / 실제로는'.</w:t>
+        <w:t>in teoria sì, ma in pratica...: '이론상은 그렇지만 실제로는...' 대구 구조. succedere: '일어나다'(자동사).</w:t>
       </w:r>
     </w:p>
     <w:p>
@@ -16246,7 +16318,7 @@
           <w:color w:val="262626"/>
           <w:sz w:val="18"/>
         </w:rPr>
-        <w:t>현실에 대한 체념 섞인 반박.</w:t>
+        <w:t>In teoria sì, ma in pratica: 원칙과 현실의 차이를 말하는 관용 대구.</w:t>
       </w:r>
     </w:p>
     <w:p>
@@ -16269,7 +16341,7 @@
           <w:color w:val="262626"/>
           <w:sz w:val="18"/>
         </w:rPr>
-        <w:t>직설법 현재(Indicativo presente) — 일반적 현실</w:t>
+        <w:t>직설법 현재(Indicativo presente) — 반복되는 현실</w:t>
       </w:r>
     </w:p>
     <w:p>
@@ -16309,7 +16381,7 @@
           <w:color w:val="808080"/>
           <w:sz w:val="18"/>
         </w:rPr>
-        <w:t>얘야, 여기엔 도와줄 사람들이 있어요.</w:t>
+        <w:t>얘야, 여기엔 널 도와줄 사람들이 있어.</w:t>
       </w:r>
     </w:p>
     <w:p>
@@ -18021,7 +18093,7 @@
           <w:color w:val="808080"/>
           <w:sz w:val="18"/>
         </w:rPr>
-        <w:t>혼자인 군주는 무너지고, 무리는 버텨.</w:t>
+        <w:t>혼자인 군주는 무너지고, 무리는 버팁니다.</w:t>
       </w:r>
     </w:p>
     <w:p>
@@ -18397,7 +18469,7 @@
           <w:color w:val="808080"/>
           <w:sz w:val="18"/>
         </w:rPr>
-        <w:t>좋아요, 그럼 정해졌네요. 우리가 도와줄게요.</w:t>
+        <w:t>좋아, 그럼 정해졌네. 우리가 도와줄게.</w:t>
       </w:r>
     </w:p>
     <w:p>
@@ -18926,7 +18998,7 @@
           <w:color w:val="808080"/>
           <w:sz w:val="18"/>
         </w:rPr>
-        <w:t>근데 이제 먹어요, 가기 전에.</w:t>
+        <w:t>근데 이제 먹고 가, 가기 전에.</w:t>
       </w:r>
     </w:p>
     <w:p>
@@ -19278,7 +19350,7 @@
           <w:color w:val="808080"/>
           <w:sz w:val="18"/>
         </w:rPr>
-        <w:t>빈속으로는 잘 싸울 수 없어요, 기억하죠?</w:t>
+        <w:t>빈속으로는 잘 못 싸워, 기억하지?</w:t>
       </w:r>
     </w:p>
     <w:p>
@@ -21298,7 +21370,7 @@
           <w:color w:val="808080"/>
           <w:sz w:val="18"/>
         </w:rPr>
-        <w:t>내일은 또 다른 싸움의 날이에요.</w:t>
+        <w:t>내일은 또 싸우는 날이야.</w:t>
       </w:r>
     </w:p>
     <w:p>
